--- a/paduan_lomba/dokumen orisinalitas lomba essay k3 ppns.docx
+++ b/paduan_lomba/dokumen orisinalitas lomba essay k3 ppns.docx
@@ -9,6 +9,7 @@
           <w:rFonts w:ascii="Times New Roman" w:hAnsi="Times New Roman" w:cs="Times New Roman"/>
         </w:rPr>
       </w:pPr>
+      <w:bookmarkStart w:id="0" w:name="_Hlk216938335"/>
       <w:r>
         <w:rPr>
           <w:rFonts w:ascii="Times New Roman" w:hAnsi="Times New Roman" w:cs="Times New Roman"/>
@@ -75,7 +76,7 @@
                     <pic:cNvPicPr/>
                   </pic:nvPicPr>
                   <pic:blipFill rotWithShape="1">
-                    <a:blip r:embed="rId6" cstate="print">
+                    <a:blip r:embed="rId8" cstate="print">
                       <a:extLst>
                         <a:ext uri="{28A0092B-C50C-407E-A947-70E740481C1C}">
                           <a14:useLocalDpi xmlns:a14="http://schemas.microsoft.com/office/drawing/2010/main" val="0"/>
@@ -189,6 +190,7 @@
         <w:jc w:val="center"/>
         <w:rPr>
           <w:rFonts w:ascii="Times New Roman" w:hAnsi="Times New Roman" w:cs="Times New Roman"/>
+          <w:color w:val="000000" w:themeColor="text1"/>
         </w:rPr>
       </w:pPr>
     </w:p>
@@ -199,6 +201,7 @@
           <w:rFonts w:ascii="Times New Roman" w:hAnsi="Times New Roman" w:cs="Times New Roman"/>
           <w:b/>
           <w:bCs/>
+          <w:color w:val="000000" w:themeColor="text1"/>
           <w:sz w:val="28"/>
           <w:szCs w:val="28"/>
         </w:rPr>
@@ -209,9 +212,9 @@
           <w:rFonts w:ascii="Times New Roman" w:hAnsi="Times New Roman" w:cs="Times New Roman"/>
           <w:b/>
           <w:bCs/>
+          <w:color w:val="000000" w:themeColor="text1"/>
           <w:sz w:val="28"/>
           <w:szCs w:val="28"/>
-          <w:highlight w:val="red"/>
         </w:rPr>
         <w:t>SmartAPD</w:t>
       </w:r>
@@ -221,21 +224,35 @@
           <w:rFonts w:ascii="Times New Roman" w:hAnsi="Times New Roman" w:cs="Times New Roman"/>
           <w:b/>
           <w:bCs/>
+          <w:color w:val="000000" w:themeColor="text1"/>
           <w:sz w:val="28"/>
           <w:szCs w:val="28"/>
-          <w:highlight w:val="red"/>
-        </w:rPr>
-        <w:t xml:space="preserve">  AI deteksi .... untuk meningkatkan kepatuhan penggunaan k3 di kawasan industri</w:t>
-      </w:r>
+        </w:rPr>
+        <w:t xml:space="preserve"> ; Inovasi Deteksi  APD Real-</w:t>
+      </w:r>
+      <w:proofErr w:type="spellStart"/>
       <w:r>
         <w:rPr>
           <w:rFonts w:ascii="Times New Roman" w:hAnsi="Times New Roman" w:cs="Times New Roman"/>
           <w:b/>
           <w:bCs/>
+          <w:color w:val="000000" w:themeColor="text1"/>
           <w:sz w:val="28"/>
           <w:szCs w:val="28"/>
         </w:rPr>
-        <w:t xml:space="preserve"> </w:t>
+        <w:t>Time</w:t>
+      </w:r>
+      <w:proofErr w:type="spellEnd"/>
+      <w:r>
+        <w:rPr>
+          <w:rFonts w:ascii="Times New Roman" w:hAnsi="Times New Roman" w:cs="Times New Roman"/>
+          <w:b/>
+          <w:bCs/>
+          <w:color w:val="000000" w:themeColor="text1"/>
+          <w:sz w:val="28"/>
+          <w:szCs w:val="28"/>
+        </w:rPr>
+        <w:t xml:space="preserve"> untuk Mencegah Kecelakaan Kerja di Indonesia</w:t>
       </w:r>
     </w:p>
     <w:p>
@@ -243,6 +260,19 @@
         <w:jc w:val="center"/>
         <w:rPr>
           <w:rFonts w:ascii="Times New Roman" w:hAnsi="Times New Roman" w:cs="Times New Roman"/>
+          <w:b/>
+          <w:bCs/>
+          <w:color w:val="000000" w:themeColor="text1"/>
+          <w:sz w:val="28"/>
+          <w:szCs w:val="28"/>
+        </w:rPr>
+      </w:pPr>
+    </w:p>
+    <w:p>
+      <w:pPr>
+        <w:jc w:val="center"/>
+        <w:rPr>
+          <w:rFonts w:ascii="Times New Roman" w:hAnsi="Times New Roman" w:cs="Times New Roman"/>
         </w:rPr>
       </w:pPr>
       <w:r>
@@ -333,55 +363,27 @@
         <w:t>SMA NEGERI NGORO JOMBANG JAWA TIMUR 2025</w:t>
       </w:r>
     </w:p>
-    <w:p>
-      <w:pPr>
-        <w:rPr>
-          <w:rFonts w:ascii="Times New Roman" w:hAnsi="Times New Roman" w:cs="Times New Roman"/>
-          <w:b/>
-        </w:rPr>
-      </w:pPr>
-    </w:p>
-    <w:p>
-      <w:pPr>
-        <w:rPr>
-          <w:rFonts w:ascii="Times New Roman" w:hAnsi="Times New Roman" w:cs="Times New Roman"/>
-          <w:b/>
-        </w:rPr>
-      </w:pPr>
-    </w:p>
-    <w:p>
-      <w:pPr>
-        <w:rPr>
-          <w:rFonts w:ascii="Times New Roman" w:hAnsi="Times New Roman" w:cs="Times New Roman"/>
-          <w:b/>
-        </w:rPr>
-      </w:pPr>
-    </w:p>
-    <w:p>
-      <w:pPr>
-        <w:rPr>
-          <w:rFonts w:ascii="Times New Roman" w:hAnsi="Times New Roman" w:cs="Times New Roman"/>
-        </w:rPr>
-      </w:pPr>
-      <w:r>
-        <w:rPr>
-          <w:rFonts w:ascii="Times New Roman" w:hAnsi="Times New Roman" w:cs="Times New Roman"/>
-          <w:b/>
-        </w:rPr>
-        <w:t xml:space="preserve"> </w:t>
-      </w:r>
-    </w:p>
-    <w:p>
-      <w:pPr>
-        <w:rPr>
-          <w:rFonts w:ascii="Times New Roman" w:hAnsi="Times New Roman" w:cs="Times New Roman"/>
-        </w:rPr>
-      </w:pPr>
-      <w:r>
-        <w:rPr>
-          <w:rFonts w:ascii="Times New Roman" w:hAnsi="Times New Roman" w:cs="Times New Roman"/>
-          <w:b/>
-        </w:rPr>
+    <w:bookmarkEnd w:id="0"/>
+    <w:p>
+      <w:pPr>
+        <w:rPr>
+          <w:rFonts w:ascii="Times New Roman" w:hAnsi="Times New Roman" w:cs="Times New Roman"/>
+          <w:b/>
+        </w:rPr>
+      </w:pPr>
+    </w:p>
+    <w:p>
+      <w:pPr>
+        <w:rPr>
+          <w:rFonts w:ascii="Times New Roman" w:hAnsi="Times New Roman" w:cs="Times New Roman"/>
+        </w:rPr>
+      </w:pPr>
+      <w:r>
+        <w:rPr>
+          <w:rFonts w:ascii="Times New Roman" w:hAnsi="Times New Roman" w:cs="Times New Roman"/>
+          <w:b/>
+        </w:rPr>
+        <w:lastRenderedPageBreak/>
         <w:t xml:space="preserve">HALAMAN PENGESAHAN </w:t>
       </w:r>
     </w:p>
@@ -1248,6 +1250,40 @@
               </w:rPr>
               <w:t xml:space="preserve"> </w:t>
             </w:r>
+            <w:r>
+              <w:rPr>
+                <w:rFonts w:ascii="Times New Roman" w:hAnsi="Times New Roman" w:cs="Times New Roman"/>
+              </w:rPr>
+              <w:t xml:space="preserve">Nurjannah </w:t>
+            </w:r>
+            <w:proofErr w:type="spellStart"/>
+            <w:r>
+              <w:rPr>
+                <w:rFonts w:ascii="Times New Roman" w:hAnsi="Times New Roman" w:cs="Times New Roman"/>
+              </w:rPr>
+              <w:t>Favela</w:t>
+            </w:r>
+            <w:proofErr w:type="spellEnd"/>
+            <w:r>
+              <w:rPr>
+                <w:rFonts w:ascii="Times New Roman" w:hAnsi="Times New Roman" w:cs="Times New Roman"/>
+              </w:rPr>
+              <w:t xml:space="preserve"> </w:t>
+            </w:r>
+            <w:proofErr w:type="spellStart"/>
+            <w:r>
+              <w:rPr>
+                <w:rFonts w:ascii="Times New Roman" w:hAnsi="Times New Roman" w:cs="Times New Roman"/>
+              </w:rPr>
+              <w:t>Asma’ul</w:t>
+            </w:r>
+            <w:proofErr w:type="spellEnd"/>
+            <w:r>
+              <w:rPr>
+                <w:rFonts w:ascii="Times New Roman" w:hAnsi="Times New Roman" w:cs="Times New Roman"/>
+              </w:rPr>
+              <w:t xml:space="preserve"> Qhusna</w:t>
+            </w:r>
           </w:p>
         </w:tc>
       </w:tr>
@@ -1331,6 +1367,12 @@
               </w:rPr>
               <w:t xml:space="preserve"> </w:t>
             </w:r>
+            <w:r>
+              <w:rPr>
+                <w:rFonts w:ascii="Times New Roman" w:hAnsi="Times New Roman" w:cs="Times New Roman"/>
+              </w:rPr>
+              <w:t>0095628475</w:t>
+            </w:r>
           </w:p>
         </w:tc>
       </w:tr>
@@ -1589,6 +1631,48 @@
               </w:rPr>
               <w:t xml:space="preserve"> </w:t>
             </w:r>
+            <w:proofErr w:type="spellStart"/>
+            <w:r>
+              <w:rPr>
+                <w:rFonts w:ascii="Times New Roman" w:hAnsi="Times New Roman" w:cs="Times New Roman"/>
+              </w:rPr>
+              <w:t>Dsn</w:t>
+            </w:r>
+            <w:proofErr w:type="spellEnd"/>
+            <w:r>
+              <w:rPr>
+                <w:rFonts w:ascii="Times New Roman" w:hAnsi="Times New Roman" w:cs="Times New Roman"/>
+              </w:rPr>
+              <w:t xml:space="preserve">. </w:t>
+            </w:r>
+            <w:proofErr w:type="spellStart"/>
+            <w:r>
+              <w:rPr>
+                <w:rFonts w:ascii="Times New Roman" w:hAnsi="Times New Roman" w:cs="Times New Roman"/>
+              </w:rPr>
+              <w:t>Nglebak</w:t>
+            </w:r>
+            <w:proofErr w:type="spellEnd"/>
+            <w:r>
+              <w:rPr>
+                <w:rFonts w:ascii="Times New Roman" w:hAnsi="Times New Roman" w:cs="Times New Roman"/>
+              </w:rPr>
+              <w:t xml:space="preserve"> Ds. </w:t>
+            </w:r>
+            <w:proofErr w:type="spellStart"/>
+            <w:r>
+              <w:rPr>
+                <w:rFonts w:ascii="Times New Roman" w:hAnsi="Times New Roman" w:cs="Times New Roman"/>
+              </w:rPr>
+              <w:t>Nglebak</w:t>
+            </w:r>
+            <w:proofErr w:type="spellEnd"/>
+            <w:r>
+              <w:rPr>
+                <w:rFonts w:ascii="Times New Roman" w:hAnsi="Times New Roman" w:cs="Times New Roman"/>
+              </w:rPr>
+              <w:t xml:space="preserve"> Kec. Bareng Kab. Jombang</w:t>
+            </w:r>
           </w:p>
         </w:tc>
       </w:tr>
@@ -1694,6 +1778,12 @@
               </w:rPr>
               <w:t xml:space="preserve"> </w:t>
             </w:r>
+            <w:r>
+              <w:rPr>
+                <w:rFonts w:ascii="Times New Roman" w:hAnsi="Times New Roman" w:cs="Times New Roman"/>
+              </w:rPr>
+              <w:t>088217405832</w:t>
+            </w:r>
           </w:p>
         </w:tc>
       </w:tr>
@@ -1723,7 +1813,6 @@
               <w:rPr>
                 <w:rFonts w:ascii="Times New Roman" w:hAnsi="Times New Roman" w:cs="Times New Roman"/>
               </w:rPr>
-              <w:lastRenderedPageBreak/>
               <w:t xml:space="preserve">7. </w:t>
             </w:r>
           </w:p>
@@ -1768,15 +1857,16 @@
           </w:tcPr>
           <w:p>
             <w:pPr>
-              <w:rPr>
-                <w:rFonts w:ascii="Times New Roman" w:hAnsi="Times New Roman" w:cs="Times New Roman"/>
-              </w:rPr>
-            </w:pPr>
-            <w:r>
-              <w:rPr>
-                <w:rFonts w:ascii="Times New Roman" w:hAnsi="Times New Roman" w:cs="Times New Roman"/>
-              </w:rPr>
-              <w:t xml:space="preserve"> </w:t>
+              <w:spacing w:line="480" w:lineRule="auto"/>
+              <w:rPr>
+                <w:rFonts w:ascii="Times New Roman" w:hAnsi="Times New Roman" w:cs="Times New Roman"/>
+              </w:rPr>
+            </w:pPr>
+            <w:r>
+              <w:rPr>
+                <w:rFonts w:ascii="Times New Roman" w:hAnsi="Times New Roman" w:cs="Times New Roman"/>
+              </w:rPr>
+              <w:t>jnur7799@gmail.com</w:t>
             </w:r>
           </w:p>
         </w:tc>
@@ -1809,6 +1899,7 @@
         <w:rPr>
           <w:rFonts w:ascii="Times New Roman" w:hAnsi="Times New Roman" w:cs="Times New Roman"/>
         </w:rPr>
+        <w:lastRenderedPageBreak/>
         <w:t xml:space="preserve">Guru Pembimbing </w:t>
       </w:r>
     </w:p>
@@ -1907,6 +1998,26 @@
               </w:rPr>
               <w:t xml:space="preserve"> </w:t>
             </w:r>
+            <w:r>
+              <w:rPr>
+                <w:rFonts w:ascii="Times New Roman" w:hAnsi="Times New Roman" w:cs="Times New Roman"/>
+              </w:rPr>
+              <w:t xml:space="preserve">Rohma Wati, S.Pd., </w:t>
+            </w:r>
+            <w:proofErr w:type="spellStart"/>
+            <w:r>
+              <w:rPr>
+                <w:rFonts w:ascii="Times New Roman" w:hAnsi="Times New Roman" w:cs="Times New Roman"/>
+              </w:rPr>
+              <w:t>Gr</w:t>
+            </w:r>
+            <w:proofErr w:type="spellEnd"/>
+            <w:r>
+              <w:rPr>
+                <w:rFonts w:ascii="Times New Roman" w:hAnsi="Times New Roman" w:cs="Times New Roman"/>
+              </w:rPr>
+              <w:t>.</w:t>
+            </w:r>
           </w:p>
         </w:tc>
       </w:tr>
@@ -1990,6 +2101,12 @@
               </w:rPr>
               <w:t xml:space="preserve"> </w:t>
             </w:r>
+            <w:r>
+              <w:rPr>
+                <w:rFonts w:ascii="Times New Roman" w:hAnsi="Times New Roman" w:cs="Times New Roman"/>
+              </w:rPr>
+              <w:t>198712162024212008</w:t>
+            </w:r>
           </w:p>
         </w:tc>
       </w:tr>
@@ -2073,6 +2190,62 @@
               </w:rPr>
               <w:t xml:space="preserve"> </w:t>
             </w:r>
+            <w:proofErr w:type="spellStart"/>
+            <w:r>
+              <w:rPr>
+                <w:rFonts w:ascii="Times New Roman" w:hAnsi="Times New Roman" w:cs="Times New Roman"/>
+              </w:rPr>
+              <w:t>Rt</w:t>
+            </w:r>
+            <w:proofErr w:type="spellEnd"/>
+            <w:r>
+              <w:rPr>
+                <w:rFonts w:ascii="Times New Roman" w:hAnsi="Times New Roman" w:cs="Times New Roman"/>
+              </w:rPr>
+              <w:t>/</w:t>
+            </w:r>
+            <w:proofErr w:type="spellStart"/>
+            <w:r>
+              <w:rPr>
+                <w:rFonts w:ascii="Times New Roman" w:hAnsi="Times New Roman" w:cs="Times New Roman"/>
+              </w:rPr>
+              <w:t>rw</w:t>
+            </w:r>
+            <w:proofErr w:type="spellEnd"/>
+            <w:r>
+              <w:rPr>
+                <w:rFonts w:ascii="Times New Roman" w:hAnsi="Times New Roman" w:cs="Times New Roman"/>
+              </w:rPr>
+              <w:t xml:space="preserve">. 001/001, </w:t>
+            </w:r>
+            <w:proofErr w:type="spellStart"/>
+            <w:r>
+              <w:rPr>
+                <w:rFonts w:ascii="Times New Roman" w:hAnsi="Times New Roman" w:cs="Times New Roman"/>
+              </w:rPr>
+              <w:t>dsn</w:t>
+            </w:r>
+            <w:proofErr w:type="spellEnd"/>
+            <w:r>
+              <w:rPr>
+                <w:rFonts w:ascii="Times New Roman" w:hAnsi="Times New Roman" w:cs="Times New Roman"/>
+              </w:rPr>
+              <w:t xml:space="preserve">. Wedani, ds. Badang, kec. </w:t>
+            </w:r>
+            <w:proofErr w:type="spellStart"/>
+            <w:r>
+              <w:rPr>
+                <w:rFonts w:ascii="Times New Roman" w:hAnsi="Times New Roman" w:cs="Times New Roman"/>
+              </w:rPr>
+              <w:t>Ngoro</w:t>
+            </w:r>
+            <w:proofErr w:type="spellEnd"/>
+            <w:r>
+              <w:rPr>
+                <w:rFonts w:ascii="Times New Roman" w:hAnsi="Times New Roman" w:cs="Times New Roman"/>
+              </w:rPr>
+              <w:t>, Kab. Jombang</w:t>
+            </w:r>
           </w:p>
         </w:tc>
       </w:tr>
@@ -2177,6 +2350,62 @@
                 <w:rFonts w:ascii="Times New Roman" w:hAnsi="Times New Roman" w:cs="Times New Roman"/>
               </w:rPr>
               <w:t xml:space="preserve"> </w:t>
+            </w:r>
+            <w:proofErr w:type="spellStart"/>
+            <w:r>
+              <w:rPr>
+                <w:rFonts w:ascii="Times New Roman" w:hAnsi="Times New Roman" w:cs="Times New Roman"/>
+              </w:rPr>
+              <w:t>Rt</w:t>
+            </w:r>
+            <w:proofErr w:type="spellEnd"/>
+            <w:r>
+              <w:rPr>
+                <w:rFonts w:ascii="Times New Roman" w:hAnsi="Times New Roman" w:cs="Times New Roman"/>
+              </w:rPr>
+              <w:t>/</w:t>
+            </w:r>
+            <w:proofErr w:type="spellStart"/>
+            <w:r>
+              <w:rPr>
+                <w:rFonts w:ascii="Times New Roman" w:hAnsi="Times New Roman" w:cs="Times New Roman"/>
+              </w:rPr>
+              <w:t>rw</w:t>
+            </w:r>
+            <w:proofErr w:type="spellEnd"/>
+            <w:r>
+              <w:rPr>
+                <w:rFonts w:ascii="Times New Roman" w:hAnsi="Times New Roman" w:cs="Times New Roman"/>
+              </w:rPr>
+              <w:t xml:space="preserve">. 001/001, </w:t>
+            </w:r>
+            <w:proofErr w:type="spellStart"/>
+            <w:r>
+              <w:rPr>
+                <w:rFonts w:ascii="Times New Roman" w:hAnsi="Times New Roman" w:cs="Times New Roman"/>
+              </w:rPr>
+              <w:t>dsn</w:t>
+            </w:r>
+            <w:proofErr w:type="spellEnd"/>
+            <w:r>
+              <w:rPr>
+                <w:rFonts w:ascii="Times New Roman" w:hAnsi="Times New Roman" w:cs="Times New Roman"/>
+              </w:rPr>
+              <w:t xml:space="preserve">. Wedani, ds. Badang, kec. </w:t>
+            </w:r>
+            <w:proofErr w:type="spellStart"/>
+            <w:r>
+              <w:rPr>
+                <w:rFonts w:ascii="Times New Roman" w:hAnsi="Times New Roman" w:cs="Times New Roman"/>
+              </w:rPr>
+              <w:t>Ngoro</w:t>
+            </w:r>
+            <w:proofErr w:type="spellEnd"/>
+            <w:r>
+              <w:rPr>
+                <w:rFonts w:ascii="Times New Roman" w:hAnsi="Times New Roman" w:cs="Times New Roman"/>
+              </w:rPr>
+              <w:t>, Kab. Jombang</w:t>
             </w:r>
           </w:p>
         </w:tc>
@@ -2303,11 +2532,11 @@
         <w:tblLook w:val="04A0" w:firstRow="1" w:lastRow="0" w:firstColumn="1" w:lastColumn="0" w:noHBand="0" w:noVBand="1"/>
       </w:tblPr>
       <w:tblGrid>
-        <w:gridCol w:w="2086"/>
-        <w:gridCol w:w="659"/>
-        <w:gridCol w:w="380"/>
-        <w:gridCol w:w="2635"/>
-        <w:gridCol w:w="2258"/>
+        <w:gridCol w:w="2828"/>
+        <w:gridCol w:w="436"/>
+        <w:gridCol w:w="369"/>
+        <w:gridCol w:w="2321"/>
+        <w:gridCol w:w="2064"/>
       </w:tblGrid>
       <w:tr>
         <w:trPr>
@@ -2514,7 +2743,41 @@
                 <w:b/>
                 <w:u w:val="single"/>
               </w:rPr>
-              <w:t xml:space="preserve">Nama Lengkap </w:t>
+              <w:t>Rohma Wati, S.Pd</w:t>
+            </w:r>
+            <w:r>
+              <w:rPr>
+                <w:rFonts w:ascii="Times New Roman" w:hAnsi="Times New Roman" w:cs="Times New Roman"/>
+                <w:b/>
+                <w:u w:val="single"/>
+              </w:rPr>
+              <w:t xml:space="preserve">., </w:t>
+            </w:r>
+            <w:proofErr w:type="spellStart"/>
+            <w:r>
+              <w:rPr>
+                <w:rFonts w:ascii="Times New Roman" w:hAnsi="Times New Roman" w:cs="Times New Roman"/>
+                <w:b/>
+                <w:u w:val="single"/>
+              </w:rPr>
+              <w:t>Gr</w:t>
+            </w:r>
+            <w:proofErr w:type="spellEnd"/>
+            <w:r>
+              <w:rPr>
+                <w:rFonts w:ascii="Times New Roman" w:hAnsi="Times New Roman" w:cs="Times New Roman"/>
+                <w:b/>
+                <w:u w:val="single"/>
+              </w:rPr>
+              <w:t>.</w:t>
+            </w:r>
+            <w:r>
+              <w:rPr>
+                <w:rFonts w:ascii="Times New Roman" w:hAnsi="Times New Roman" w:cs="Times New Roman"/>
+                <w:b/>
+                <w:u w:val="single"/>
+              </w:rPr>
+              <w:t xml:space="preserve"> </w:t>
             </w:r>
             <w:r>
               <w:rPr>
@@ -2590,19 +2853,14 @@
             <w:pPr>
               <w:rPr>
                 <w:rFonts w:ascii="Times New Roman" w:hAnsi="Times New Roman" w:cs="Times New Roman"/>
+                <w:u w:val="single"/>
               </w:rPr>
             </w:pPr>
             <w:r>
               <w:rPr>
                 <w:rFonts w:ascii="Times New Roman" w:hAnsi="Times New Roman" w:cs="Times New Roman"/>
                 <w:b/>
-              </w:rPr>
-              <w:t xml:space="preserve">    </w:t>
-            </w:r>
-            <w:r>
-              <w:rPr>
-                <w:rFonts w:ascii="Times New Roman" w:hAnsi="Times New Roman" w:cs="Times New Roman"/>
-                <w:b/>
+                <w:u w:val="single"/>
               </w:rPr>
               <w:t>Muhammad Syarifuddin Yahya</w:t>
             </w:r>
@@ -2622,14 +2880,25 @@
             <w:pPr>
               <w:rPr>
                 <w:rFonts w:ascii="Times New Roman" w:hAnsi="Times New Roman" w:cs="Times New Roman"/>
-              </w:rPr>
-            </w:pPr>
-            <w:r>
-              <w:rPr>
-                <w:rFonts w:ascii="Times New Roman" w:hAnsi="Times New Roman" w:cs="Times New Roman"/>
                 <w:b/>
-              </w:rPr>
-              <w:t xml:space="preserve">NIP. ................. </w:t>
+                <w:u w:val="single"/>
+              </w:rPr>
+            </w:pPr>
+            <w:r>
+              <w:rPr>
+                <w:rFonts w:ascii="Times New Roman" w:hAnsi="Times New Roman" w:cs="Times New Roman"/>
+                <w:b/>
+                <w:u w:val="single"/>
+              </w:rPr>
+              <w:t>NIP.</w:t>
+            </w:r>
+            <w:r>
+              <w:rPr>
+                <w:rFonts w:ascii="Times New Roman" w:hAnsi="Times New Roman" w:cs="Times New Roman"/>
+                <w:b/>
+                <w:u w:val="single"/>
+              </w:rPr>
+              <w:t>198712162024212008</w:t>
             </w:r>
           </w:p>
         </w:tc>
@@ -2642,12 +2911,15 @@
             <w:pPr>
               <w:rPr>
                 <w:rFonts w:ascii="Times New Roman" w:hAnsi="Times New Roman" w:cs="Times New Roman"/>
-              </w:rPr>
-            </w:pPr>
-            <w:r>
-              <w:rPr>
-                <w:rFonts w:ascii="Times New Roman" w:hAnsi="Times New Roman" w:cs="Times New Roman"/>
                 <w:b/>
+                <w:u w:val="single"/>
+              </w:rPr>
+            </w:pPr>
+            <w:r>
+              <w:rPr>
+                <w:rFonts w:ascii="Times New Roman" w:hAnsi="Times New Roman" w:cs="Times New Roman"/>
+                <w:b/>
+                <w:u w:val="single"/>
               </w:rPr>
               <w:t xml:space="preserve"> </w:t>
             </w:r>
@@ -2718,12 +2990,14 @@
             <w:pPr>
               <w:rPr>
                 <w:rFonts w:ascii="Times New Roman" w:hAnsi="Times New Roman" w:cs="Times New Roman"/>
+                <w:u w:val="single"/>
               </w:rPr>
             </w:pPr>
             <w:r>
               <w:rPr>
                 <w:rFonts w:ascii="Times New Roman" w:hAnsi="Times New Roman" w:cs="Times New Roman"/>
                 <w:b/>
+                <w:u w:val="single"/>
               </w:rPr>
               <w:t xml:space="preserve">      NIS</w:t>
             </w:r>
@@ -2731,12 +3005,22 @@
               <w:rPr>
                 <w:rFonts w:ascii="Times New Roman" w:hAnsi="Times New Roman" w:cs="Times New Roman"/>
                 <w:b/>
-              </w:rPr>
-              <w:t xml:space="preserve"> 0096296275</w:t>
-            </w:r>
-            <w:r>
-              <w:rPr>
-                <w:rFonts w:ascii="Times New Roman" w:hAnsi="Times New Roman" w:cs="Times New Roman"/>
+                <w:u w:val="single"/>
+              </w:rPr>
+              <w:t>.</w:t>
+            </w:r>
+            <w:r>
+              <w:rPr>
+                <w:rFonts w:ascii="Times New Roman" w:hAnsi="Times New Roman" w:cs="Times New Roman"/>
+                <w:b/>
+                <w:u w:val="single"/>
+              </w:rPr>
+              <w:t>0096296275</w:t>
+            </w:r>
+            <w:r>
+              <w:rPr>
+                <w:rFonts w:ascii="Times New Roman" w:hAnsi="Times New Roman" w:cs="Times New Roman"/>
+                <w:u w:val="single"/>
               </w:rPr>
               <w:t xml:space="preserve"> </w:t>
             </w:r>
@@ -3045,7 +3329,7 @@
                 <w:b/>
                 <w:u w:val="single"/>
               </w:rPr>
-              <w:t>Nama Lengkap</w:t>
+              <w:t>Didik Agus Pramono</w:t>
             </w:r>
             <w:r>
               <w:rPr>
@@ -3122,7 +3406,14 @@
                 <w:rFonts w:ascii="Times New Roman" w:hAnsi="Times New Roman" w:cs="Times New Roman"/>
                 <w:b/>
               </w:rPr>
-              <w:t>NIP. ...........................</w:t>
+              <w:t xml:space="preserve">NIP. </w:t>
+            </w:r>
+            <w:r>
+              <w:rPr>
+                <w:rFonts w:ascii="Times New Roman" w:hAnsi="Times New Roman" w:cs="Times New Roman"/>
+                <w:b/>
+              </w:rPr>
+              <w:t>197705262006041014</w:t>
             </w:r>
             <w:r>
               <w:rPr>
@@ -3330,6 +3621,227 @@
       <w:pPr>
         <w:rPr>
           <w:rFonts w:ascii="Times New Roman" w:hAnsi="Times New Roman" w:cs="Times New Roman"/>
+          <w:b/>
+        </w:rPr>
+      </w:pPr>
+    </w:p>
+    <w:p>
+      <w:pPr>
+        <w:rPr>
+          <w:rFonts w:ascii="Times New Roman" w:hAnsi="Times New Roman" w:cs="Times New Roman"/>
+          <w:b/>
+        </w:rPr>
+      </w:pPr>
+    </w:p>
+    <w:p>
+      <w:pPr>
+        <w:rPr>
+          <w:rFonts w:ascii="Times New Roman" w:hAnsi="Times New Roman" w:cs="Times New Roman"/>
+          <w:b/>
+        </w:rPr>
+      </w:pPr>
+    </w:p>
+    <w:p>
+      <w:pPr>
+        <w:rPr>
+          <w:rFonts w:ascii="Times New Roman" w:hAnsi="Times New Roman" w:cs="Times New Roman"/>
+          <w:b/>
+        </w:rPr>
+      </w:pPr>
+    </w:p>
+    <w:p>
+      <w:pPr>
+        <w:rPr>
+          <w:rFonts w:ascii="Times New Roman" w:hAnsi="Times New Roman" w:cs="Times New Roman"/>
+          <w:b/>
+        </w:rPr>
+      </w:pPr>
+    </w:p>
+    <w:p>
+      <w:pPr>
+        <w:rPr>
+          <w:rFonts w:ascii="Times New Roman" w:hAnsi="Times New Roman" w:cs="Times New Roman"/>
+          <w:b/>
+        </w:rPr>
+      </w:pPr>
+    </w:p>
+    <w:p>
+      <w:pPr>
+        <w:rPr>
+          <w:rFonts w:ascii="Times New Roman" w:hAnsi="Times New Roman" w:cs="Times New Roman"/>
+          <w:b/>
+        </w:rPr>
+      </w:pPr>
+    </w:p>
+    <w:p>
+      <w:pPr>
+        <w:rPr>
+          <w:rFonts w:ascii="Times New Roman" w:hAnsi="Times New Roman" w:cs="Times New Roman"/>
+          <w:b/>
+        </w:rPr>
+      </w:pPr>
+    </w:p>
+    <w:p>
+      <w:pPr>
+        <w:rPr>
+          <w:rFonts w:ascii="Times New Roman" w:hAnsi="Times New Roman" w:cs="Times New Roman"/>
+          <w:b/>
+        </w:rPr>
+      </w:pPr>
+    </w:p>
+    <w:p>
+      <w:pPr>
+        <w:rPr>
+          <w:rFonts w:ascii="Times New Roman" w:hAnsi="Times New Roman" w:cs="Times New Roman"/>
+          <w:b/>
+        </w:rPr>
+      </w:pPr>
+    </w:p>
+    <w:p>
+      <w:pPr>
+        <w:rPr>
+          <w:rFonts w:ascii="Times New Roman" w:hAnsi="Times New Roman" w:cs="Times New Roman"/>
+          <w:b/>
+        </w:rPr>
+      </w:pPr>
+    </w:p>
+    <w:p>
+      <w:pPr>
+        <w:rPr>
+          <w:rFonts w:ascii="Times New Roman" w:hAnsi="Times New Roman" w:cs="Times New Roman"/>
+          <w:b/>
+        </w:rPr>
+      </w:pPr>
+    </w:p>
+    <w:p>
+      <w:pPr>
+        <w:rPr>
+          <w:rFonts w:ascii="Times New Roman" w:hAnsi="Times New Roman" w:cs="Times New Roman"/>
+          <w:b/>
+        </w:rPr>
+      </w:pPr>
+    </w:p>
+    <w:p>
+      <w:pPr>
+        <w:rPr>
+          <w:rFonts w:ascii="Times New Roman" w:hAnsi="Times New Roman" w:cs="Times New Roman"/>
+          <w:b/>
+        </w:rPr>
+      </w:pPr>
+    </w:p>
+    <w:p>
+      <w:pPr>
+        <w:rPr>
+          <w:rFonts w:ascii="Times New Roman" w:hAnsi="Times New Roman" w:cs="Times New Roman"/>
+          <w:b/>
+        </w:rPr>
+      </w:pPr>
+    </w:p>
+    <w:p>
+      <w:pPr>
+        <w:rPr>
+          <w:rFonts w:ascii="Times New Roman" w:hAnsi="Times New Roman" w:cs="Times New Roman"/>
+          <w:b/>
+        </w:rPr>
+      </w:pPr>
+    </w:p>
+    <w:p>
+      <w:pPr>
+        <w:rPr>
+          <w:rFonts w:ascii="Times New Roman" w:hAnsi="Times New Roman" w:cs="Times New Roman"/>
+          <w:b/>
+        </w:rPr>
+      </w:pPr>
+    </w:p>
+    <w:p>
+      <w:pPr>
+        <w:rPr>
+          <w:rFonts w:ascii="Times New Roman" w:hAnsi="Times New Roman" w:cs="Times New Roman"/>
+          <w:b/>
+        </w:rPr>
+      </w:pPr>
+    </w:p>
+    <w:p>
+      <w:pPr>
+        <w:rPr>
+          <w:rFonts w:ascii="Times New Roman" w:hAnsi="Times New Roman" w:cs="Times New Roman"/>
+          <w:b/>
+        </w:rPr>
+      </w:pPr>
+    </w:p>
+    <w:p>
+      <w:pPr>
+        <w:rPr>
+          <w:rFonts w:ascii="Times New Roman" w:hAnsi="Times New Roman" w:cs="Times New Roman"/>
+          <w:b/>
+        </w:rPr>
+      </w:pPr>
+    </w:p>
+    <w:p>
+      <w:pPr>
+        <w:rPr>
+          <w:rFonts w:ascii="Times New Roman" w:hAnsi="Times New Roman" w:cs="Times New Roman"/>
+          <w:b/>
+        </w:rPr>
+      </w:pPr>
+    </w:p>
+    <w:p>
+      <w:pPr>
+        <w:rPr>
+          <w:rFonts w:ascii="Times New Roman" w:hAnsi="Times New Roman" w:cs="Times New Roman"/>
+          <w:b/>
+        </w:rPr>
+      </w:pPr>
+    </w:p>
+    <w:p>
+      <w:pPr>
+        <w:rPr>
+          <w:rFonts w:ascii="Times New Roman" w:hAnsi="Times New Roman" w:cs="Times New Roman"/>
+          <w:b/>
+        </w:rPr>
+      </w:pPr>
+    </w:p>
+    <w:p>
+      <w:pPr>
+        <w:rPr>
+          <w:rFonts w:ascii="Times New Roman" w:hAnsi="Times New Roman" w:cs="Times New Roman"/>
+          <w:b/>
+        </w:rPr>
+      </w:pPr>
+    </w:p>
+    <w:p>
+      <w:pPr>
+        <w:rPr>
+          <w:rFonts w:ascii="Times New Roman" w:hAnsi="Times New Roman" w:cs="Times New Roman"/>
+        </w:rPr>
+      </w:pPr>
+      <w:r>
+        <w:rPr>
+          <w:rFonts w:ascii="Times New Roman" w:hAnsi="Times New Roman" w:cs="Times New Roman"/>
+          <w:b/>
+        </w:rPr>
+        <w:t xml:space="preserve">*Lampiran 3: Format Orisinalitas karya </w:t>
+      </w:r>
+    </w:p>
+    <w:p>
+      <w:pPr>
+        <w:rPr>
+          <w:rFonts w:ascii="Times New Roman" w:hAnsi="Times New Roman" w:cs="Times New Roman"/>
+        </w:rPr>
+      </w:pPr>
+      <w:r>
+        <w:rPr>
+          <w:rFonts w:ascii="Times New Roman" w:hAnsi="Times New Roman" w:cs="Times New Roman"/>
+          <w:b/>
+        </w:rPr>
+        <w:t xml:space="preserve"> </w:t>
+      </w:r>
+    </w:p>
+    <w:p>
+      <w:pPr>
+        <w:rPr>
+          <w:rFonts w:ascii="Times New Roman" w:hAnsi="Times New Roman" w:cs="Times New Roman"/>
+          <w:b/>
         </w:rPr>
       </w:pPr>
       <w:r>
@@ -3338,19 +3850,18 @@
           <w:b/>
         </w:rPr>
         <w:lastRenderedPageBreak/>
-        <w:t xml:space="preserve">*Lampiran 3: Format Orisinalitas karya </w:t>
-      </w:r>
-    </w:p>
-    <w:p>
-      <w:pPr>
-        <w:rPr>
-          <w:rFonts w:ascii="Times New Roman" w:hAnsi="Times New Roman" w:cs="Times New Roman"/>
-        </w:rPr>
-      </w:pPr>
-      <w:r>
-        <w:rPr>
-          <w:rFonts w:ascii="Times New Roman" w:hAnsi="Times New Roman" w:cs="Times New Roman"/>
-          <w:b/>
+        <w:t xml:space="preserve">LEMBAR PERNYATAAN ORISINALITAS KARYA LOMBA ESAI “SAFETY COMPETITION 2026” </w:t>
+      </w:r>
+    </w:p>
+    <w:p>
+      <w:pPr>
+        <w:rPr>
+          <w:rFonts w:ascii="Times New Roman" w:hAnsi="Times New Roman" w:cs="Times New Roman"/>
+        </w:rPr>
+      </w:pPr>
+      <w:r>
+        <w:rPr>
+          <w:rFonts w:ascii="Times New Roman" w:hAnsi="Times New Roman" w:cs="Times New Roman"/>
         </w:rPr>
         <w:t xml:space="preserve"> </w:t>
       </w:r>
@@ -3360,141 +3871,188 @@
         <w:rPr>
           <w:rFonts w:ascii="Times New Roman" w:hAnsi="Times New Roman" w:cs="Times New Roman"/>
           <w:b/>
-        </w:rPr>
-      </w:pPr>
-      <w:r>
-        <w:rPr>
-          <w:rFonts w:ascii="Times New Roman" w:hAnsi="Times New Roman" w:cs="Times New Roman"/>
-          <w:b/>
-        </w:rPr>
-        <w:t xml:space="preserve">LEMBAR PERNYATAAN ORISINALITAS KARYA LOMBA ESAI “SAFETY COMPETITION 2026” </w:t>
-      </w:r>
-    </w:p>
-    <w:p>
-      <w:pPr>
-        <w:rPr>
-          <w:rFonts w:ascii="Times New Roman" w:hAnsi="Times New Roman" w:cs="Times New Roman"/>
-        </w:rPr>
-      </w:pPr>
-      <w:r>
-        <w:rPr>
-          <w:rFonts w:ascii="Times New Roman" w:hAnsi="Times New Roman" w:cs="Times New Roman"/>
+          <w:bCs/>
+          <w:color w:val="000000" w:themeColor="text1"/>
+          <w:sz w:val="28"/>
+          <w:szCs w:val="28"/>
+        </w:rPr>
+      </w:pPr>
+      <w:r>
+        <w:rPr>
+          <w:rFonts w:ascii="Times New Roman" w:hAnsi="Times New Roman" w:cs="Times New Roman"/>
+        </w:rPr>
+        <w:t xml:space="preserve">Judul Karya Tulis : </w:t>
+      </w:r>
+      <w:r>
+        <w:rPr>
+          <w:rFonts w:ascii="Times New Roman" w:hAnsi="Times New Roman" w:cs="Times New Roman"/>
+        </w:rPr>
+        <w:t>“</w:t>
+      </w:r>
+      <w:proofErr w:type="spellStart"/>
+      <w:r>
+        <w:rPr>
+          <w:rFonts w:ascii="Times New Roman" w:hAnsi="Times New Roman" w:cs="Times New Roman"/>
+          <w:b/>
+          <w:bCs/>
+          <w:color w:val="000000" w:themeColor="text1"/>
+        </w:rPr>
+        <w:t>SmartAPD</w:t>
+      </w:r>
+      <w:proofErr w:type="spellEnd"/>
+      <w:r>
+        <w:rPr>
+          <w:rFonts w:ascii="Times New Roman" w:hAnsi="Times New Roman" w:cs="Times New Roman"/>
+          <w:b/>
+          <w:bCs/>
+          <w:color w:val="000000" w:themeColor="text1"/>
+        </w:rPr>
+        <w:t xml:space="preserve"> ; Inovasi Deteksi  APD Real-</w:t>
+      </w:r>
+      <w:proofErr w:type="spellStart"/>
+      <w:r>
+        <w:rPr>
+          <w:rFonts w:ascii="Times New Roman" w:hAnsi="Times New Roman" w:cs="Times New Roman"/>
+          <w:b/>
+          <w:bCs/>
+          <w:color w:val="000000" w:themeColor="text1"/>
+        </w:rPr>
+        <w:t>Time</w:t>
+      </w:r>
+      <w:proofErr w:type="spellEnd"/>
+      <w:r>
+        <w:rPr>
+          <w:rFonts w:ascii="Times New Roman" w:hAnsi="Times New Roman" w:cs="Times New Roman"/>
+          <w:b/>
+          <w:bCs/>
+          <w:color w:val="000000" w:themeColor="text1"/>
+        </w:rPr>
+        <w:t xml:space="preserve"> untuk Mencegah Kecelakaan Kerja di </w:t>
+      </w:r>
+      <w:r>
+        <w:rPr>
+          <w:rFonts w:ascii="Times New Roman" w:hAnsi="Times New Roman" w:cs="Times New Roman"/>
+          <w:b/>
+          <w:bCs/>
+          <w:color w:val="000000" w:themeColor="text1"/>
+        </w:rPr>
+        <w:t>Indonesia</w:t>
+      </w:r>
+      <w:r>
+        <w:rPr>
+          <w:rFonts w:ascii="Times New Roman" w:hAnsi="Times New Roman" w:cs="Times New Roman"/>
+          <w:b/>
+          <w:bCs/>
+          <w:color w:val="000000" w:themeColor="text1"/>
+          <w:sz w:val="28"/>
+          <w:szCs w:val="28"/>
+        </w:rPr>
+        <w:t>”</w:t>
+      </w:r>
+    </w:p>
+    <w:p>
+      <w:pPr>
+        <w:rPr>
+          <w:rFonts w:ascii="Times New Roman" w:hAnsi="Times New Roman" w:cs="Times New Roman"/>
+        </w:rPr>
+      </w:pPr>
+      <w:r>
+        <w:rPr>
+          <w:rFonts w:ascii="Times New Roman" w:hAnsi="Times New Roman" w:cs="Times New Roman"/>
+        </w:rPr>
+        <w:t xml:space="preserve">Nama Ketua </w:t>
+      </w:r>
+      <w:r>
+        <w:rPr>
+          <w:rFonts w:ascii="Times New Roman" w:hAnsi="Times New Roman" w:cs="Times New Roman"/>
+        </w:rPr>
+        <w:tab/>
+      </w:r>
+      <w:r>
+        <w:rPr>
+          <w:rFonts w:ascii="Times New Roman" w:hAnsi="Times New Roman" w:cs="Times New Roman"/>
+        </w:rPr>
+        <w:tab/>
+      </w:r>
+      <w:r>
+        <w:rPr>
+          <w:rFonts w:ascii="Times New Roman" w:hAnsi="Times New Roman" w:cs="Times New Roman"/>
+        </w:rPr>
+        <w:t xml:space="preserve">: </w:t>
+      </w:r>
+      <w:r>
+        <w:rPr>
+          <w:rFonts w:ascii="Times New Roman" w:hAnsi="Times New Roman" w:cs="Times New Roman"/>
+        </w:rPr>
+        <w:t>Muhammad Syarifuddin Yahya</w:t>
+      </w:r>
+    </w:p>
+    <w:p>
+      <w:pPr>
+        <w:rPr>
+          <w:rFonts w:ascii="Times New Roman" w:hAnsi="Times New Roman" w:cs="Times New Roman"/>
+        </w:rPr>
+      </w:pPr>
+      <w:r>
+        <w:rPr>
+          <w:rFonts w:ascii="Times New Roman" w:hAnsi="Times New Roman" w:cs="Times New Roman"/>
+        </w:rPr>
+        <w:t xml:space="preserve">Nama Anggota </w:t>
+      </w:r>
+      <w:r>
+        <w:rPr>
+          <w:rFonts w:ascii="Times New Roman" w:hAnsi="Times New Roman" w:cs="Times New Roman"/>
+        </w:rPr>
+        <w:tab/>
+      </w:r>
+      <w:r>
+        <w:rPr>
+          <w:rFonts w:ascii="Times New Roman" w:hAnsi="Times New Roman" w:cs="Times New Roman"/>
+          <w:color w:val="EE0000"/>
+        </w:rPr>
+        <w:t xml:space="preserve">: </w:t>
+      </w:r>
+      <w:r>
+        <w:rPr>
+          <w:rFonts w:ascii="Times New Roman" w:hAnsi="Times New Roman" w:cs="Times New Roman"/>
+          <w:color w:val="EE0000"/>
         </w:rPr>
         <w:t xml:space="preserve"> </w:t>
       </w:r>
-    </w:p>
-    <w:p>
-      <w:pPr>
-        <w:rPr>
-          <w:rFonts w:ascii="Times New Roman" w:hAnsi="Times New Roman" w:cs="Times New Roman"/>
-        </w:rPr>
-      </w:pPr>
-      <w:r>
-        <w:rPr>
-          <w:rFonts w:ascii="Times New Roman" w:hAnsi="Times New Roman" w:cs="Times New Roman"/>
-        </w:rPr>
-        <w:t xml:space="preserve">Judul Karya Tulis : </w:t>
+      <w:r>
+        <w:rPr>
+          <w:rFonts w:ascii="Times New Roman" w:hAnsi="Times New Roman" w:cs="Times New Roman"/>
+        </w:rPr>
+        <w:t xml:space="preserve">Nurjannah </w:t>
       </w:r>
       <w:proofErr w:type="spellStart"/>
       <w:r>
         <w:rPr>
           <w:rFonts w:ascii="Times New Roman" w:hAnsi="Times New Roman" w:cs="Times New Roman"/>
-          <w:highlight w:val="red"/>
-        </w:rPr>
-        <w:t>SmartAPD</w:t>
+        </w:rPr>
+        <w:t>Favela</w:t>
       </w:r>
       <w:proofErr w:type="spellEnd"/>
       <w:r>
         <w:rPr>
           <w:rFonts w:ascii="Times New Roman" w:hAnsi="Times New Roman" w:cs="Times New Roman"/>
-          <w:highlight w:val="red"/>
-        </w:rPr>
-        <w:t xml:space="preserve">  AI deteksi .... untuk meningkatkan kepatuhan penggunaan k3 di kawasan industri</w:t>
-      </w:r>
-    </w:p>
-    <w:p>
-      <w:pPr>
-        <w:rPr>
-          <w:rFonts w:ascii="Times New Roman" w:hAnsi="Times New Roman" w:cs="Times New Roman"/>
-        </w:rPr>
-      </w:pPr>
-      <w:r>
-        <w:rPr>
-          <w:rFonts w:ascii="Times New Roman" w:hAnsi="Times New Roman" w:cs="Times New Roman"/>
-        </w:rPr>
-        <w:t xml:space="preserve">Nama Ketua </w:t>
-      </w:r>
-      <w:r>
-        <w:rPr>
-          <w:rFonts w:ascii="Times New Roman" w:hAnsi="Times New Roman" w:cs="Times New Roman"/>
-        </w:rPr>
-        <w:tab/>
-        <w:t xml:space="preserve">: </w:t>
-      </w:r>
-      <w:r>
-        <w:rPr>
-          <w:rFonts w:ascii="Times New Roman" w:hAnsi="Times New Roman" w:cs="Times New Roman"/>
-        </w:rPr>
-        <w:t>Muhammad Syarifuddin Yahya</w:t>
-      </w:r>
-    </w:p>
-    <w:p>
-      <w:pPr>
-        <w:rPr>
-          <w:rFonts w:ascii="Times New Roman" w:hAnsi="Times New Roman" w:cs="Times New Roman"/>
-        </w:rPr>
-      </w:pPr>
-      <w:r>
-        <w:rPr>
-          <w:rFonts w:ascii="Times New Roman" w:hAnsi="Times New Roman" w:cs="Times New Roman"/>
-        </w:rPr>
-        <w:t xml:space="preserve">Nama Anggota </w:t>
-      </w:r>
-      <w:r>
-        <w:rPr>
-          <w:rFonts w:ascii="Times New Roman" w:hAnsi="Times New Roman" w:cs="Times New Roman"/>
-        </w:rPr>
-        <w:tab/>
-      </w:r>
-      <w:r>
-        <w:rPr>
-          <w:rFonts w:ascii="Times New Roman" w:hAnsi="Times New Roman" w:cs="Times New Roman"/>
-          <w:color w:val="EE0000"/>
-        </w:rPr>
-        <w:t xml:space="preserve">: </w:t>
-      </w:r>
-      <w:r>
-        <w:rPr>
-          <w:rFonts w:ascii="Times New Roman" w:hAnsi="Times New Roman" w:cs="Times New Roman"/>
-          <w:color w:val="EE0000"/>
-        </w:rPr>
-        <w:t xml:space="preserve"> Nur jannah </w:t>
+        </w:rPr>
+        <w:t xml:space="preserve"> </w:t>
       </w:r>
       <w:proofErr w:type="spellStart"/>
       <w:r>
         <w:rPr>
           <w:rFonts w:ascii="Times New Roman" w:hAnsi="Times New Roman" w:cs="Times New Roman"/>
-          <w:color w:val="EE0000"/>
-        </w:rPr>
-        <w:t>Favela</w:t>
+        </w:rPr>
+        <w:t>Asma’ul</w:t>
       </w:r>
       <w:proofErr w:type="spellEnd"/>
       <w:r>
         <w:rPr>
           <w:rFonts w:ascii="Times New Roman" w:hAnsi="Times New Roman" w:cs="Times New Roman"/>
-          <w:color w:val="EE0000"/>
-        </w:rPr>
-        <w:t xml:space="preserve"> </w:t>
-      </w:r>
-      <w:proofErr w:type="spellStart"/>
-      <w:r>
-        <w:rPr>
-          <w:rFonts w:ascii="Times New Roman" w:hAnsi="Times New Roman" w:cs="Times New Roman"/>
-          <w:color w:val="EE0000"/>
-        </w:rPr>
-        <w:t>A.q</w:t>
-      </w:r>
-      <w:proofErr w:type="spellEnd"/>
+        </w:rPr>
+        <w:t xml:space="preserve"> Qhusna</w:t>
+      </w:r>
     </w:p>
     <w:p>
       <w:pPr>
@@ -3871,35 +4429,35 @@
           <w:rFonts w:ascii="Times New Roman" w:hAnsi="Times New Roman" w:cs="Times New Roman"/>
           <w:b/>
         </w:rPr>
+        <w:t xml:space="preserve">*Format Daftar Riwayat Hidup </w:t>
+      </w:r>
+    </w:p>
+    <w:p>
+      <w:pPr>
+        <w:rPr>
+          <w:rFonts w:ascii="Times New Roman" w:hAnsi="Times New Roman" w:cs="Times New Roman"/>
+        </w:rPr>
+      </w:pPr>
+      <w:r>
+        <w:rPr>
+          <w:rFonts w:ascii="Times New Roman" w:hAnsi="Times New Roman" w:cs="Times New Roman"/>
+          <w:b/>
+        </w:rPr>
+        <w:t xml:space="preserve"> </w:t>
+      </w:r>
+    </w:p>
+    <w:p>
+      <w:pPr>
+        <w:rPr>
+          <w:rFonts w:ascii="Times New Roman" w:hAnsi="Times New Roman" w:cs="Times New Roman"/>
+        </w:rPr>
+      </w:pPr>
+      <w:r>
+        <w:rPr>
+          <w:rFonts w:ascii="Times New Roman" w:hAnsi="Times New Roman" w:cs="Times New Roman"/>
+          <w:b/>
+        </w:rPr>
         <w:lastRenderedPageBreak/>
-        <w:t xml:space="preserve">*Format Daftar Riwayat Hidup </w:t>
-      </w:r>
-    </w:p>
-    <w:p>
-      <w:pPr>
-        <w:rPr>
-          <w:rFonts w:ascii="Times New Roman" w:hAnsi="Times New Roman" w:cs="Times New Roman"/>
-        </w:rPr>
-      </w:pPr>
-      <w:r>
-        <w:rPr>
-          <w:rFonts w:ascii="Times New Roman" w:hAnsi="Times New Roman" w:cs="Times New Roman"/>
-          <w:b/>
-        </w:rPr>
-        <w:t xml:space="preserve"> </w:t>
-      </w:r>
-    </w:p>
-    <w:p>
-      <w:pPr>
-        <w:rPr>
-          <w:rFonts w:ascii="Times New Roman" w:hAnsi="Times New Roman" w:cs="Times New Roman"/>
-        </w:rPr>
-      </w:pPr>
-      <w:r>
-        <w:rPr>
-          <w:rFonts w:ascii="Times New Roman" w:hAnsi="Times New Roman" w:cs="Times New Roman"/>
-          <w:b/>
-        </w:rPr>
         <w:t xml:space="preserve">Daftar Riwayat Hidup PAS FOTO </w:t>
       </w:r>
     </w:p>
@@ -4422,12 +4980,6 @@
               <w:rPr>
                 <w:rFonts w:ascii="Times New Roman" w:hAnsi="Times New Roman" w:cs="Times New Roman"/>
               </w:rPr>
-              <w:t xml:space="preserve"> </w:t>
-            </w:r>
-            <w:r>
-              <w:rPr>
-                <w:rFonts w:ascii="Times New Roman" w:hAnsi="Times New Roman" w:cs="Times New Roman"/>
-              </w:rPr>
               <w:t>Syarifuddinudin526@gmail.com</w:t>
             </w:r>
           </w:p>
@@ -4655,6 +5207,47 @@
               </w:rPr>
               <w:t xml:space="preserve"> </w:t>
             </w:r>
+            <w:r>
+              <w:rPr>
+                <w:rFonts w:ascii="Times New Roman" w:hAnsi="Times New Roman" w:cs="Times New Roman"/>
+              </w:rPr>
+              <w:t xml:space="preserve">Nurjannah </w:t>
+            </w:r>
+            <w:proofErr w:type="spellStart"/>
+            <w:r>
+              <w:rPr>
+                <w:rFonts w:ascii="Times New Roman" w:hAnsi="Times New Roman" w:cs="Times New Roman"/>
+              </w:rPr>
+              <w:t>Favela</w:t>
+            </w:r>
+            <w:proofErr w:type="spellEnd"/>
+            <w:r>
+              <w:rPr>
+                <w:rFonts w:ascii="Times New Roman" w:hAnsi="Times New Roman" w:cs="Times New Roman"/>
+              </w:rPr>
+              <w:t xml:space="preserve"> </w:t>
+            </w:r>
+            <w:proofErr w:type="spellStart"/>
+            <w:r>
+              <w:rPr>
+                <w:rFonts w:ascii="Times New Roman" w:hAnsi="Times New Roman" w:cs="Times New Roman"/>
+              </w:rPr>
+              <w:t>Asma’ul</w:t>
+            </w:r>
+            <w:proofErr w:type="spellEnd"/>
+            <w:r>
+              <w:rPr>
+                <w:rFonts w:ascii="Times New Roman" w:hAnsi="Times New Roman" w:cs="Times New Roman"/>
+              </w:rPr>
+              <w:t xml:space="preserve"> Qhusna</w:t>
+            </w:r>
+          </w:p>
+          <w:p>
+            <w:pPr>
+              <w:rPr>
+                <w:rFonts w:ascii="Times New Roman" w:hAnsi="Times New Roman" w:cs="Times New Roman"/>
+              </w:rPr>
+            </w:pPr>
           </w:p>
         </w:tc>
       </w:tr>
@@ -4821,6 +5414,12 @@
               </w:rPr>
               <w:t xml:space="preserve"> </w:t>
             </w:r>
+            <w:r>
+              <w:rPr>
+                <w:rFonts w:ascii="Times New Roman" w:hAnsi="Times New Roman" w:cs="Times New Roman"/>
+              </w:rPr>
+              <w:t>0095628475</w:t>
+            </w:r>
           </w:p>
         </w:tc>
       </w:tr>
@@ -4849,7 +5448,6 @@
               <w:rPr>
                 <w:rFonts w:ascii="Times New Roman" w:hAnsi="Times New Roman" w:cs="Times New Roman"/>
               </w:rPr>
-              <w:lastRenderedPageBreak/>
               <w:t xml:space="preserve">4  </w:t>
             </w:r>
           </w:p>
@@ -4875,7 +5473,7 @@
               <w:rPr>
                 <w:rFonts w:ascii="Times New Roman" w:hAnsi="Times New Roman" w:cs="Times New Roman"/>
               </w:rPr>
-              <w:t xml:space="preserve">   Tempat dan Tanggal Lahir </w:t>
+              <w:t xml:space="preserve">Tempat dan Tanggal Lahir </w:t>
             </w:r>
           </w:p>
         </w:tc>
@@ -4900,78 +5498,8 @@
               <w:rPr>
                 <w:rFonts w:ascii="Times New Roman" w:hAnsi="Times New Roman" w:cs="Times New Roman"/>
               </w:rPr>
-              <w:t xml:space="preserve"> </w:t>
-            </w:r>
-            <w:r>
-              <w:rPr>
-                <w:rFonts w:ascii="Times New Roman" w:hAnsi="Times New Roman" w:cs="Times New Roman"/>
-              </w:rPr>
-              <w:t xml:space="preserve">Surabaya ,  </w:t>
-            </w:r>
-            <w:proofErr w:type="spellStart"/>
-            <w:r>
-              <w:rPr>
-                <w:rFonts w:ascii="Times New Roman" w:hAnsi="Times New Roman" w:cs="Times New Roman"/>
-              </w:rPr>
-              <w:t>mboh</w:t>
-            </w:r>
-            <w:proofErr w:type="spellEnd"/>
-            <w:r>
-              <w:rPr>
-                <w:rFonts w:ascii="Times New Roman" w:hAnsi="Times New Roman" w:cs="Times New Roman"/>
-              </w:rPr>
-              <w:t xml:space="preserve"> </w:t>
-            </w:r>
-            <w:proofErr w:type="spellStart"/>
-            <w:r>
-              <w:rPr>
-                <w:rFonts w:ascii="Times New Roman" w:hAnsi="Times New Roman" w:cs="Times New Roman"/>
-              </w:rPr>
-              <w:t>piro</w:t>
-            </w:r>
-            <w:proofErr w:type="spellEnd"/>
-            <w:r>
-              <w:rPr>
-                <w:rFonts w:ascii="Times New Roman" w:hAnsi="Times New Roman" w:cs="Times New Roman"/>
-              </w:rPr>
-              <w:t xml:space="preserve"> kok </w:t>
-            </w:r>
-            <w:proofErr w:type="spellStart"/>
-            <w:r>
-              <w:rPr>
-                <w:rFonts w:ascii="Times New Roman" w:hAnsi="Times New Roman" w:cs="Times New Roman"/>
-              </w:rPr>
-              <w:t>mei</w:t>
-            </w:r>
-            <w:proofErr w:type="spellEnd"/>
-            <w:r>
-              <w:rPr>
-                <w:rFonts w:ascii="Times New Roman" w:hAnsi="Times New Roman" w:cs="Times New Roman"/>
-              </w:rPr>
-              <w:t xml:space="preserve"> . </w:t>
-            </w:r>
-            <w:proofErr w:type="spellStart"/>
-            <w:r>
-              <w:rPr>
-                <w:rFonts w:ascii="Times New Roman" w:hAnsi="Times New Roman" w:cs="Times New Roman"/>
-              </w:rPr>
-              <w:t>yek</w:t>
-            </w:r>
-            <w:proofErr w:type="spellEnd"/>
-            <w:r>
-              <w:rPr>
-                <w:rFonts w:ascii="Times New Roman" w:hAnsi="Times New Roman" w:cs="Times New Roman"/>
-              </w:rPr>
-              <w:t xml:space="preserve"> </w:t>
-            </w:r>
-            <w:proofErr w:type="spellStart"/>
-            <w:r>
-              <w:rPr>
-                <w:rFonts w:ascii="Times New Roman" w:hAnsi="Times New Roman" w:cs="Times New Roman"/>
-              </w:rPr>
-              <w:t>bocil</w:t>
-            </w:r>
-            <w:proofErr w:type="spellEnd"/>
+              <w:t>Surabaya, 02 Juni 2009</w:t>
+            </w:r>
           </w:p>
         </w:tc>
       </w:tr>
@@ -5000,6 +5528,7 @@
               <w:rPr>
                 <w:rFonts w:ascii="Times New Roman" w:hAnsi="Times New Roman" w:cs="Times New Roman"/>
               </w:rPr>
+              <w:lastRenderedPageBreak/>
               <w:t xml:space="preserve">5  </w:t>
             </w:r>
           </w:p>
@@ -5051,6 +5580,12 @@
                 <w:rFonts w:ascii="Times New Roman" w:hAnsi="Times New Roman" w:cs="Times New Roman"/>
               </w:rPr>
               <w:t xml:space="preserve"> </w:t>
+            </w:r>
+            <w:r>
+              <w:rPr>
+                <w:rFonts w:ascii="Times New Roman" w:hAnsi="Times New Roman" w:cs="Times New Roman"/>
+              </w:rPr>
+              <w:t>jnur7799@gmail.com</w:t>
             </w:r>
           </w:p>
         </w:tc>
@@ -5131,6 +5666,12 @@
                 <w:rFonts w:ascii="Times New Roman" w:hAnsi="Times New Roman" w:cs="Times New Roman"/>
               </w:rPr>
               <w:t xml:space="preserve"> </w:t>
+            </w:r>
+            <w:r>
+              <w:rPr>
+                <w:rFonts w:ascii="Times New Roman" w:hAnsi="Times New Roman" w:cs="Times New Roman"/>
+              </w:rPr>
+              <w:t>088217405832</w:t>
             </w:r>
           </w:p>
         </w:tc>
@@ -6075,35 +6616,35 @@
         <w:rPr>
           <w:rFonts w:ascii="Times New Roman" w:hAnsi="Times New Roman" w:cs="Times New Roman"/>
         </w:rPr>
+        <w:t xml:space="preserve">...............,..................... 2026  </w:t>
+      </w:r>
+    </w:p>
+    <w:p>
+      <w:pPr>
+        <w:rPr>
+          <w:rFonts w:ascii="Times New Roman" w:hAnsi="Times New Roman" w:cs="Times New Roman"/>
+        </w:rPr>
+      </w:pPr>
+      <w:r>
+        <w:rPr>
+          <w:rFonts w:ascii="Times New Roman" w:hAnsi="Times New Roman" w:cs="Times New Roman"/>
+        </w:rPr>
+        <w:t xml:space="preserve">   Ketua kelompok/Anggota  </w:t>
+      </w:r>
+    </w:p>
+    <w:p>
+      <w:pPr>
+        <w:rPr>
+          <w:rFonts w:ascii="Times New Roman" w:hAnsi="Times New Roman" w:cs="Times New Roman"/>
+        </w:rPr>
+      </w:pPr>
+      <w:r>
+        <w:rPr>
+          <w:rFonts w:ascii="Times New Roman" w:hAnsi="Times New Roman" w:cs="Times New Roman"/>
+          <w:b/>
+          <w:u w:val="single"/>
+        </w:rPr>
         <w:lastRenderedPageBreak/>
-        <w:t xml:space="preserve">...............,..................... 2026  </w:t>
-      </w:r>
-    </w:p>
-    <w:p>
-      <w:pPr>
-        <w:rPr>
-          <w:rFonts w:ascii="Times New Roman" w:hAnsi="Times New Roman" w:cs="Times New Roman"/>
-        </w:rPr>
-      </w:pPr>
-      <w:r>
-        <w:rPr>
-          <w:rFonts w:ascii="Times New Roman" w:hAnsi="Times New Roman" w:cs="Times New Roman"/>
-        </w:rPr>
-        <w:t xml:space="preserve">   Ketua kelompok/Anggota  </w:t>
-      </w:r>
-    </w:p>
-    <w:p>
-      <w:pPr>
-        <w:rPr>
-          <w:rFonts w:ascii="Times New Roman" w:hAnsi="Times New Roman" w:cs="Times New Roman"/>
-        </w:rPr>
-      </w:pPr>
-      <w:r>
-        <w:rPr>
-          <w:rFonts w:ascii="Times New Roman" w:hAnsi="Times New Roman" w:cs="Times New Roman"/>
-          <w:b/>
-          <w:u w:val="single"/>
-        </w:rPr>
         <w:t>Nama Lengkap</w:t>
       </w:r>
       <w:r>
@@ -6184,6 +6725,56 @@
     </w:sectPr>
   </w:body>
 </w:document>
+</file>
+
+<file path=word/endnotes.xml><?xml version="1.0" encoding="utf-8"?>
+<w:endnotes xmlns:wpc="http://schemas.microsoft.com/office/word/2010/wordprocessingCanvas" xmlns:cx="http://schemas.microsoft.com/office/drawing/2014/chartex" xmlns:cx1="http://schemas.microsoft.com/office/drawing/2015/9/8/chartex" xmlns:cx2="http://schemas.microsoft.com/office/drawing/2015/10/21/chartex" xmlns:cx3="http://schemas.microsoft.com/office/drawing/2016/5/9/chartex" xmlns:cx4="http://schemas.microsoft.com/office/drawing/2016/5/10/chartex" xmlns:cx5="http://schemas.microsoft.com/office/drawing/2016/5/11/chartex" xmlns:cx6="http://schemas.microsoft.com/office/drawing/2016/5/12/chartex" xmlns:cx7="http://schemas.microsoft.com/office/drawing/2016/5/13/chartex" xmlns:cx8="http://schemas.microsoft.com/office/drawing/2016/5/14/chartex" xmlns:mc="http://schemas.openxmlformats.org/markup-compatibility/2006" xmlns:aink="http://schemas.microsoft.com/office/drawing/2016/ink" xmlns:am3d="http://schemas.microsoft.com/office/drawing/2017/model3d" xmlns:o="urn:schemas-microsoft-com:office:office" xmlns:oel="http://schemas.microsoft.com/office/2019/extlst" xmlns:r="http://schemas.openxmlformats.org/officeDocument/2006/relationships" xmlns:m="http://schemas.openxmlformats.org/officeDocument/2006/math" xmlns:v="urn:schemas-microsoft-com:vml" xmlns:wp14="http://schemas.microsoft.com/office/word/2010/wordprocessingDrawing" xmlns:wp="http://schemas.openxmlformats.org/drawingml/2006/wordprocessingDrawing" xmlns:w10="urn:schemas-microsoft-com:office:word" xmlns:w="http://schemas.openxmlformats.org/wordprocessingml/2006/main" xmlns:w14="http://schemas.microsoft.com/office/word/2010/wordml" xmlns:w15="http://schemas.microsoft.com/office/word/2012/wordml" xmlns:w16cex="http://schemas.microsoft.com/office/word/2018/wordml/cex" xmlns:w16cid="http://schemas.microsoft.com/office/word/2016/wordml/cid" xmlns:w16="http://schemas.microsoft.com/office/word/2018/wordml" xmlns:w16du="http://schemas.microsoft.com/office/word/2023/wordml/word16du" xmlns:w16sdtdh="http://schemas.microsoft.com/office/word/2020/wordml/sdtdatahash" xmlns:w16sdtfl="http://schemas.microsoft.com/office/word/2024/wordml/sdtformatlock" xmlns:w16se="http://schemas.microsoft.com/office/word/2015/wordml/symex" xmlns:wpg="http://schemas.microsoft.com/office/word/2010/wordprocessingGroup" xmlns:wpi="http://schemas.microsoft.com/office/word/2010/wordprocessingInk" xmlns:wne="http://schemas.microsoft.com/office/word/2006/wordml" xmlns:wps="http://schemas.microsoft.com/office/word/2010/wordprocessingShape" mc:Ignorable="w14 w15 w16se w16cid w16 w16cex w16sdtdh w16sdtfl w16du wp14">
+  <w:endnote w:type="separator" w:id="-1">
+    <w:p>
+      <w:pPr>
+        <w:spacing w:after="0" w:line="240" w:lineRule="auto"/>
+      </w:pPr>
+      <w:r>
+        <w:separator/>
+      </w:r>
+    </w:p>
+  </w:endnote>
+  <w:endnote w:type="continuationSeparator" w:id="0">
+    <w:p>
+      <w:pPr>
+        <w:spacing w:after="0" w:line="240" w:lineRule="auto"/>
+      </w:pPr>
+      <w:r>
+        <w:continuationSeparator/>
+      </w:r>
+    </w:p>
+  </w:endnote>
+</w:endnotes>
+</file>
+
+<file path=word/footnotes.xml><?xml version="1.0" encoding="utf-8"?>
+<w:footnotes xmlns:wpc="http://schemas.microsoft.com/office/word/2010/wordprocessingCanvas" xmlns:cx="http://schemas.microsoft.com/office/drawing/2014/chartex" xmlns:cx1="http://schemas.microsoft.com/office/drawing/2015/9/8/chartex" xmlns:cx2="http://schemas.microsoft.com/office/drawing/2015/10/21/chartex" xmlns:cx3="http://schemas.microsoft.com/office/drawing/2016/5/9/chartex" xmlns:cx4="http://schemas.microsoft.com/office/drawing/2016/5/10/chartex" xmlns:cx5="http://schemas.microsoft.com/office/drawing/2016/5/11/chartex" xmlns:cx6="http://schemas.microsoft.com/office/drawing/2016/5/12/chartex" xmlns:cx7="http://schemas.microsoft.com/office/drawing/2016/5/13/chartex" xmlns:cx8="http://schemas.microsoft.com/office/drawing/2016/5/14/chartex" xmlns:mc="http://schemas.openxmlformats.org/markup-compatibility/2006" xmlns:aink="http://schemas.microsoft.com/office/drawing/2016/ink" xmlns:am3d="http://schemas.microsoft.com/office/drawing/2017/model3d" xmlns:o="urn:schemas-microsoft-com:office:office" xmlns:oel="http://schemas.microsoft.com/office/2019/extlst" xmlns:r="http://schemas.openxmlformats.org/officeDocument/2006/relationships" xmlns:m="http://schemas.openxmlformats.org/officeDocument/2006/math" xmlns:v="urn:schemas-microsoft-com:vml" xmlns:wp14="http://schemas.microsoft.com/office/word/2010/wordprocessingDrawing" xmlns:wp="http://schemas.openxmlformats.org/drawingml/2006/wordprocessingDrawing" xmlns:w10="urn:schemas-microsoft-com:office:word" xmlns:w="http://schemas.openxmlformats.org/wordprocessingml/2006/main" xmlns:w14="http://schemas.microsoft.com/office/word/2010/wordml" xmlns:w15="http://schemas.microsoft.com/office/word/2012/wordml" xmlns:w16cex="http://schemas.microsoft.com/office/word/2018/wordml/cex" xmlns:w16cid="http://schemas.microsoft.com/office/word/2016/wordml/cid" xmlns:w16="http://schemas.microsoft.com/office/word/2018/wordml" xmlns:w16du="http://schemas.microsoft.com/office/word/2023/wordml/word16du" xmlns:w16sdtdh="http://schemas.microsoft.com/office/word/2020/wordml/sdtdatahash" xmlns:w16sdtfl="http://schemas.microsoft.com/office/word/2024/wordml/sdtformatlock" xmlns:w16se="http://schemas.microsoft.com/office/word/2015/wordml/symex" xmlns:wpg="http://schemas.microsoft.com/office/word/2010/wordprocessingGroup" xmlns:wpi="http://schemas.microsoft.com/office/word/2010/wordprocessingInk" xmlns:wne="http://schemas.microsoft.com/office/word/2006/wordml" xmlns:wps="http://schemas.microsoft.com/office/word/2010/wordprocessingShape" mc:Ignorable="w14 w15 w16se w16cid w16 w16cex w16sdtdh w16sdtfl w16du wp14">
+  <w:footnote w:type="separator" w:id="-1">
+    <w:p>
+      <w:pPr>
+        <w:spacing w:after="0" w:line="240" w:lineRule="auto"/>
+      </w:pPr>
+      <w:r>
+        <w:separator/>
+      </w:r>
+    </w:p>
+  </w:footnote>
+  <w:footnote w:type="continuationSeparator" w:id="0">
+    <w:p>
+      <w:pPr>
+        <w:spacing w:after="0" w:line="240" w:lineRule="auto"/>
+      </w:pPr>
+      <w:r>
+        <w:continuationSeparator/>
+      </w:r>
+    </w:p>
+  </w:footnote>
+</w:footnotes>
 </file>
 
 <file path=word/numbering.xml><?xml version="1.0" encoding="utf-8"?>
@@ -6833,6 +7424,7 @@
   <w:style w:type="paragraph" w:default="1" w:styleId="Normal">
     <w:name w:val="Normal"/>
     <w:qFormat/>
+    <w:rsid w:val="00BD4115"/>
   </w:style>
   <w:style w:type="paragraph" w:styleId="Judul1">
     <w:name w:val="heading 1"/>
@@ -7349,6 +7941,50 @@
       <w:spacing w:val="5"/>
     </w:rPr>
   </w:style>
+  <w:style w:type="paragraph" w:styleId="Header">
+    <w:name w:val="header"/>
+    <w:basedOn w:val="Normal"/>
+    <w:link w:val="HeaderKAR"/>
+    <w:uiPriority w:val="99"/>
+    <w:unhideWhenUsed/>
+    <w:rsid w:val="00BD4115"/>
+    <w:pPr>
+      <w:tabs>
+        <w:tab w:val="center" w:pos="4513"/>
+        <w:tab w:val="right" w:pos="9026"/>
+      </w:tabs>
+      <w:spacing w:after="0" w:line="240" w:lineRule="auto"/>
+    </w:pPr>
+  </w:style>
+  <w:style w:type="character" w:customStyle="1" w:styleId="HeaderKAR">
+    <w:name w:val="Header KAR"/>
+    <w:basedOn w:val="FontParagrafDefault"/>
+    <w:link w:val="Header"/>
+    <w:uiPriority w:val="99"/>
+    <w:rsid w:val="00BD4115"/>
+  </w:style>
+  <w:style w:type="paragraph" w:styleId="Footer">
+    <w:name w:val="footer"/>
+    <w:basedOn w:val="Normal"/>
+    <w:link w:val="FooterKAR"/>
+    <w:uiPriority w:val="99"/>
+    <w:unhideWhenUsed/>
+    <w:rsid w:val="00BD4115"/>
+    <w:pPr>
+      <w:tabs>
+        <w:tab w:val="center" w:pos="4513"/>
+        <w:tab w:val="right" w:pos="9026"/>
+      </w:tabs>
+      <w:spacing w:after="0" w:line="240" w:lineRule="auto"/>
+    </w:pPr>
+  </w:style>
+  <w:style w:type="character" w:customStyle="1" w:styleId="FooterKAR">
+    <w:name w:val="Footer KAR"/>
+    <w:basedOn w:val="FontParagrafDefault"/>
+    <w:link w:val="Footer"/>
+    <w:uiPriority w:val="99"/>
+    <w:rsid w:val="00BD4115"/>
+  </w:style>
 </w:styles>
 </file>
 
